--- a/output/docgen/harborview-term-sheet-2026-markup.docx
+++ b/output/docgen/harborview-term-sheet-2026-markup.docx
@@ -44,7 +44,7 @@
           <w:color w:val="5F6368"/>
           <w:sz w:val="24"/>
         </w:rPr>
-        <w:t>Crestline Bank and Harborview Logistics Holdings LLC | LOS-2026-Harborview | Draft, with borrower markup</w:t>
+        <w:t>Acme Bank and Harborview Logistics Holdings LLC | LOS-2026-Harborview | Draft, with borrower markup</w:t>
       </w:r>
     </w:p>
     <w:p>
@@ -254,7 +254,7 @@
         <w:color w:val="5F6368"/>
         <w:sz w:val="16"/>
       </w:rPr>
-      <w:t>Crestline Bank | LOS-2026-Harborview</w:t>
+      <w:t>Acme Bank | LOS-2026-Harborview</w:t>
     </w:r>
   </w:p>
 </w:ftr>

--- a/output/docgen/harborview-term-sheet-2026-markup.docx
+++ b/output/docgen/harborview-term-sheet-2026-markup.docx
@@ -108,7 +108,7 @@
           <w:color w:val="B91C1C"/>
           <w:sz w:val="22"/>
         </w:rPr>
-        <w:t>HARBORVIEW MARKUP: Borrower proposes a limited guaranty from Jordan Pike and Renata Voss capped at $1,000,000 each, and no guaranty from Harborview Employee Holdings LP.</w:t>
+        <w:t>HARBORVIEW MARKUP: Borrower proposes a limited guaranty from Dana Whitfield and Renata Voss capped at $1,000,000 each, and no guaranty from Harborview Employee Holdings LP.</w:t>
       </w:r>
     </w:p>
     <w:p>
